--- a/L43_P3_Do_Now.docx
+++ b/L43_P3_Do_Now.docx
@@ -260,9 +260,9 @@
         <w:rPr>
           <w:sz w:val="22"/>
         </w:rPr>
-        <w:t>Reason Explain why (4x^2-7)/(4x^2-7)=1 is a valid identity under the domain of all real numbers except ±\frac{√(7)}{2}.</w:t>
+        <w:t>Reason Explain why (4x²-7)/(4x²-7)=1 is a valid identity under the domain of all real numbers except ±(√(7))/2.</w:t>
         <w:br/>
-        <w:t>\answer{Using the difference of two squares formula, (4x^2-7)/(4x^2-7)=\frac{(2x+√(7))(2x-√(7))}{(2x+√(7))(2x-√(7))}. Both factors on the numerator and denominator divide to 1, so (4x^2-7)/(4x^2-7)=1 over all elements of the domain, which is all real numbers except ±\frac{√(7)}{2}.}</w:t>
+        <w:t>\answer{Using the difference of two squares formula, (4x²-7)/(4x²-7)=((2x+√(7))(2x-√(7)))/((2x+√(7))(2x-√(7))). Both factors on the numerator and denominator divide to 1, so (4x²-7)/(4x²-7)=1 over all elements of the domain, which is all real numbers except ±(√(7))/2.}</w:t>
       </w:r>
     </w:p>
     <w:p>
